--- a/CASI D'USO - Registrazione Utente.docx
+++ b/CASI D'USO - Registrazione Utente.docx
@@ -4,6 +4,7 @@
   <w:body>
     <w:p>
       <w:pPr>
+        <w:spacing w:beforeLines="20" w:before="48"/>
         <w:rPr>
           <w:rStyle w:val="Enfasigrassetto"/>
           <w:sz w:val="32"/>
@@ -16,15 +17,7 @@
           <w:sz w:val="32"/>
           <w:szCs w:val="32"/>
         </w:rPr>
-        <w:t>DESCRIZIONE DETTAGLIATA CASI D’USO</w:t>
-      </w:r>
-      <w:r>
-        <w:rPr>
-          <w:rStyle w:val="Enfasigrassetto"/>
-          <w:sz w:val="32"/>
-          <w:szCs w:val="32"/>
-        </w:rPr>
-        <w:t xml:space="preserve"> – Registrazione Utente</w:t>
+        <w:t>DESCRIZIONE DETTAGLIATA CASI D’USO – Registrazione Utente</w:t>
       </w:r>
     </w:p>
     <w:tbl>
@@ -44,7 +37,7 @@
           </w:tcPr>
           <w:p>
             <w:pPr>
-              <w:spacing w:after="160" w:line="278" w:lineRule="auto"/>
+              <w:spacing w:beforeLines="20" w:before="48" w:after="160" w:line="278" w:lineRule="auto"/>
               <w:rPr>
                 <w:b/>
                 <w:bCs/>
@@ -65,7 +58,7 @@
           </w:tcPr>
           <w:p>
             <w:pPr>
-              <w:spacing w:after="160" w:line="278" w:lineRule="auto"/>
+              <w:spacing w:beforeLines="20" w:before="48" w:after="160" w:line="278" w:lineRule="auto"/>
               <w:rPr>
                 <w:i/>
                 <w:iCs/>
@@ -90,7 +83,7 @@
           </w:tcPr>
           <w:p>
             <w:pPr>
-              <w:spacing w:after="160" w:line="278" w:lineRule="auto"/>
+              <w:spacing w:beforeLines="20" w:before="48" w:after="160" w:line="278" w:lineRule="auto"/>
               <w:rPr>
                 <w:b/>
                 <w:bCs/>
@@ -111,7 +104,7 @@
           </w:tcPr>
           <w:p>
             <w:pPr>
-              <w:spacing w:after="160" w:line="278" w:lineRule="auto"/>
+              <w:spacing w:beforeLines="20" w:before="48" w:after="160" w:line="278" w:lineRule="auto"/>
             </w:pPr>
             <w:r>
               <w:t>Sistema Trips &amp; Travels</w:t>
@@ -126,7 +119,7 @@
           </w:tcPr>
           <w:p>
             <w:pPr>
-              <w:spacing w:after="160" w:line="278" w:lineRule="auto"/>
+              <w:spacing w:beforeLines="20" w:before="48" w:after="160" w:line="278" w:lineRule="auto"/>
               <w:rPr>
                 <w:b/>
                 <w:bCs/>
@@ -147,7 +140,7 @@
           </w:tcPr>
           <w:p>
             <w:pPr>
-              <w:spacing w:after="160" w:line="278" w:lineRule="auto"/>
+              <w:spacing w:beforeLines="20" w:before="48" w:after="160" w:line="278" w:lineRule="auto"/>
             </w:pPr>
             <w:r>
               <w:t>Obiettivo Utente</w:t>
@@ -162,7 +155,7 @@
           </w:tcPr>
           <w:p>
             <w:pPr>
-              <w:spacing w:after="160" w:line="278" w:lineRule="auto"/>
+              <w:spacing w:beforeLines="20" w:before="48" w:after="160" w:line="278" w:lineRule="auto"/>
               <w:rPr>
                 <w:b/>
                 <w:bCs/>
@@ -183,7 +176,7 @@
           </w:tcPr>
           <w:p>
             <w:pPr>
-              <w:spacing w:after="160" w:line="278" w:lineRule="auto"/>
+              <w:spacing w:beforeLines="20" w:before="48" w:after="160" w:line="278" w:lineRule="auto"/>
             </w:pPr>
             <w:r>
               <w:t>Utente</w:t>
@@ -198,7 +191,7 @@
           </w:tcPr>
           <w:p>
             <w:pPr>
-              <w:spacing w:after="160" w:line="278" w:lineRule="auto"/>
+              <w:spacing w:beforeLines="20" w:before="48" w:after="160" w:line="278" w:lineRule="auto"/>
               <w:rPr>
                 <w:b/>
                 <w:bCs/>
@@ -219,13 +212,10 @@
           </w:tcPr>
           <w:p>
             <w:pPr>
-              <w:spacing w:after="160" w:line="278" w:lineRule="auto"/>
-            </w:pPr>
-            <w:r>
-              <w:t xml:space="preserve">Utente, in quanto desidera </w:t>
-            </w:r>
-            <w:r>
-              <w:t>inserire</w:t>
+              <w:spacing w:beforeLines="20" w:before="48" w:after="160" w:line="278" w:lineRule="auto"/>
+            </w:pPr>
+            <w:r>
+              <w:t>Utente, in quanto desidera inserire</w:t>
             </w:r>
             <w:r>
               <w:t xml:space="preserve"> e salvare</w:t>
@@ -246,7 +236,7 @@
           </w:tcPr>
           <w:p>
             <w:pPr>
-              <w:spacing w:after="160" w:line="278" w:lineRule="auto"/>
+              <w:spacing w:beforeLines="20" w:before="48" w:after="160" w:line="278" w:lineRule="auto"/>
               <w:rPr>
                 <w:b/>
                 <w:bCs/>
@@ -267,7 +257,7 @@
           </w:tcPr>
           <w:p>
             <w:pPr>
-              <w:spacing w:after="160" w:line="278" w:lineRule="auto"/>
+              <w:spacing w:beforeLines="20" w:before="48" w:after="160" w:line="278" w:lineRule="auto"/>
             </w:pPr>
             <w:r>
               <w:t>L’Utente non deve essersi già registrato in passato, ossia non è possibile la duplicazione dei dati inerenti alla registrazione, di uno stesso utente.</w:t>
@@ -282,7 +272,7 @@
           </w:tcPr>
           <w:p>
             <w:pPr>
-              <w:spacing w:after="160" w:line="278" w:lineRule="auto"/>
+              <w:spacing w:beforeLines="20" w:before="48" w:after="160" w:line="278" w:lineRule="auto"/>
               <w:rPr>
                 <w:b/>
                 <w:bCs/>
@@ -303,7 +293,7 @@
           </w:tcPr>
           <w:p>
             <w:pPr>
-              <w:spacing w:after="160" w:line="278" w:lineRule="auto"/>
+              <w:spacing w:beforeLines="20" w:before="48" w:after="160" w:line="278" w:lineRule="auto"/>
             </w:pPr>
             <w:r>
               <w:t>La registrazione viene effettuata con successo.</w:t>
@@ -318,7 +308,7 @@
           </w:tcPr>
           <w:p>
             <w:pPr>
-              <w:spacing w:after="160" w:line="278" w:lineRule="auto"/>
+              <w:spacing w:beforeLines="20" w:before="48" w:after="160" w:line="278" w:lineRule="auto"/>
               <w:rPr>
                 <w:b/>
                 <w:bCs/>
@@ -344,6 +334,7 @@
                 <w:ilvl w:val="0"/>
                 <w:numId w:val="7"/>
               </w:numPr>
+              <w:spacing w:beforeLines="20" w:before="48"/>
             </w:pPr>
             <w:r>
               <w:t xml:space="preserve">Il caso d’uso inizia quando l’attore Utente </w:t>
@@ -354,6 +345,7 @@
           </w:p>
           <w:p>
             <w:pPr>
+              <w:spacing w:beforeLines="20" w:before="48"/>
               <w:ind w:left="360"/>
             </w:pPr>
           </w:p>
@@ -364,6 +356,7 @@
                 <w:ilvl w:val="0"/>
                 <w:numId w:val="7"/>
               </w:numPr>
+              <w:spacing w:beforeLines="20" w:before="48"/>
             </w:pPr>
             <w:r>
               <w:t>Il sistema mostra un modulo con i campi da compilare necessari per la registrazione</w:t>
@@ -372,7 +365,11 @@
               <w:t>.</w:t>
             </w:r>
           </w:p>
-          <w:p/>
+          <w:p>
+            <w:pPr>
+              <w:spacing w:beforeLines="20" w:before="48"/>
+            </w:pPr>
+          </w:p>
           <w:p>
             <w:pPr>
               <w:pStyle w:val="Paragrafoelenco"/>
@@ -380,6 +377,7 @@
                 <w:ilvl w:val="0"/>
                 <w:numId w:val="7"/>
               </w:numPr>
+              <w:spacing w:beforeLines="20" w:before="48"/>
               <w:ind w:left="714" w:hanging="357"/>
             </w:pPr>
             <w:r>
@@ -391,10 +389,20 @@
           </w:p>
           <w:p>
             <w:pPr>
+              <w:spacing w:beforeLines="20" w:before="48"/>
               <w:ind w:left="737"/>
             </w:pPr>
             <w:r>
-              <w:t>Campi obbligatori:</w:t>
+              <w:t>Campi obbligatori</w:t>
+            </w:r>
+            <w:r>
+              <w:t xml:space="preserve"> </w:t>
+            </w:r>
+            <w:r>
+              <w:t>relativi all’account</w:t>
+            </w:r>
+            <w:r>
+              <w:t>:</w:t>
             </w:r>
           </w:p>
           <w:p>
@@ -403,6 +411,7 @@
                 <w:ilvl w:val="1"/>
                 <w:numId w:val="7"/>
               </w:numPr>
+              <w:spacing w:beforeLines="20" w:before="48"/>
               <w:ind w:left="1434" w:hanging="357"/>
             </w:pPr>
             <w:r>
@@ -418,6 +427,7 @@
                 <w:ilvl w:val="1"/>
                 <w:numId w:val="7"/>
               </w:numPr>
+              <w:spacing w:beforeLines="20" w:before="48"/>
               <w:ind w:left="1434" w:hanging="357"/>
             </w:pPr>
             <w:r>
@@ -433,6 +443,7 @@
                 <w:ilvl w:val="1"/>
                 <w:numId w:val="7"/>
               </w:numPr>
+              <w:spacing w:beforeLines="20" w:before="48"/>
               <w:ind w:left="1434" w:hanging="357"/>
             </w:pPr>
             <w:r>
@@ -448,13 +459,11 @@
                 <w:ilvl w:val="1"/>
                 <w:numId w:val="7"/>
               </w:numPr>
+              <w:spacing w:beforeLines="20" w:before="48"/>
               <w:ind w:left="1434" w:hanging="357"/>
             </w:pPr>
             <w:r>
-              <w:t>Stato</w:t>
-            </w:r>
-            <w:r>
-              <w:t>;</w:t>
+              <w:t>Password;</w:t>
             </w:r>
           </w:p>
           <w:p>
@@ -463,10 +472,11 @@
                 <w:ilvl w:val="1"/>
                 <w:numId w:val="7"/>
               </w:numPr>
+              <w:spacing w:beforeLines="20" w:before="48"/>
               <w:ind w:left="1434" w:hanging="357"/>
             </w:pPr>
             <w:r>
-              <w:t>Via</w:t>
+              <w:t>Stato</w:t>
             </w:r>
             <w:r>
               <w:t>;</w:t>
@@ -474,44 +484,85 @@
           </w:p>
           <w:p>
             <w:pPr>
+              <w:spacing w:beforeLines="20" w:before="48"/>
+              <w:ind w:left="737"/>
+            </w:pPr>
+            <w:r>
+              <w:t>Campi obbligatori</w:t>
+            </w:r>
+            <w:r>
+              <w:t xml:space="preserve"> relativi</w:t>
+            </w:r>
+            <w:r>
+              <w:t xml:space="preserve"> al metodo di pagamento prescelto</w:t>
+            </w:r>
+            <w:r>
+              <w:t>:</w:t>
+            </w:r>
+          </w:p>
+          <w:p>
+            <w:pPr>
+              <w:pStyle w:val="Paragrafoelenco"/>
               <w:numPr>
-                <w:ilvl w:val="1"/>
-                <w:numId w:val="7"/>
+                <w:ilvl w:val="0"/>
+                <w:numId w:val="11"/>
               </w:numPr>
-              <w:ind w:left="1434" w:hanging="357"/>
-            </w:pPr>
-            <w:r>
-              <w:t>CAP</w:t>
-            </w:r>
-            <w:r>
-              <w:t>;</w:t>
-            </w:r>
-          </w:p>
-          <w:p>
-            <w:pPr>
+              <w:spacing w:beforeLines="20" w:before="48"/>
+              <w:ind w:left="1446"/>
+            </w:pPr>
+            <w:r>
+              <w:t>Nome intestatario carta di credito/debito/prepagata;</w:t>
+            </w:r>
+          </w:p>
+          <w:p>
+            <w:pPr>
+              <w:pStyle w:val="Paragrafoelenco"/>
               <w:numPr>
-                <w:ilvl w:val="1"/>
-                <w:numId w:val="7"/>
+                <w:ilvl w:val="0"/>
+                <w:numId w:val="11"/>
               </w:numPr>
-              <w:ind w:left="1434" w:hanging="357"/>
-            </w:pPr>
-            <w:r>
-              <w:t>Provincia</w:t>
-            </w:r>
-            <w:r>
-              <w:t>;</w:t>
-            </w:r>
-          </w:p>
-          <w:p>
-            <w:pPr>
+              <w:spacing w:beforeLines="20" w:before="48"/>
+              <w:ind w:left="1446"/>
+            </w:pPr>
+            <w:r>
+              <w:t>Cognome</w:t>
+            </w:r>
+            <w:r>
+              <w:t xml:space="preserve"> intestatario carta di credito/debito/prepagata;</w:t>
+            </w:r>
+          </w:p>
+          <w:p>
+            <w:pPr>
+              <w:pStyle w:val="Paragrafoelenco"/>
               <w:numPr>
-                <w:ilvl w:val="1"/>
-                <w:numId w:val="7"/>
+                <w:ilvl w:val="0"/>
+                <w:numId w:val="11"/>
               </w:numPr>
-              <w:ind w:left="1434" w:hanging="357"/>
-            </w:pPr>
-            <w:r>
-              <w:t>Città</w:t>
+              <w:spacing w:beforeLines="20" w:before="48"/>
+              <w:ind w:left="1446"/>
+            </w:pPr>
+            <w:r>
+              <w:t>Data di scadenza carta espressa in mm/aa</w:t>
+            </w:r>
+          </w:p>
+          <w:p>
+            <w:pPr>
+              <w:pStyle w:val="Paragrafoelenco"/>
+              <w:numPr>
+                <w:ilvl w:val="0"/>
+                <w:numId w:val="11"/>
+              </w:numPr>
+              <w:spacing w:beforeLines="20" w:before="48"/>
+              <w:ind w:left="1446"/>
+            </w:pPr>
+            <w:r>
+              <w:t xml:space="preserve">CVV o </w:t>
+            </w:r>
+            <w:r>
+              <w:t>CVC</w:t>
+            </w:r>
+            <w:r>
+              <w:t xml:space="preserve"> della carta</w:t>
             </w:r>
             <w:r>
               <w:t>.</w:t>
@@ -519,14 +570,26 @@
           </w:p>
           <w:p>
             <w:pPr>
-              <w:ind w:left="1434"/>
-            </w:pPr>
-          </w:p>
-          <w:p>
-            <w:pPr>
+              <w:spacing w:beforeLines="20" w:before="48"/>
+            </w:pPr>
+          </w:p>
+          <w:p>
+            <w:pPr>
+              <w:spacing w:beforeLines="20" w:before="48"/>
+            </w:pPr>
+          </w:p>
+          <w:p>
+            <w:pPr>
+              <w:spacing w:beforeLines="20" w:before="48"/>
+            </w:pPr>
+          </w:p>
+          <w:p>
+            <w:pPr>
+              <w:spacing w:beforeLines="20" w:before="48"/>
               <w:ind w:left="737"/>
             </w:pPr>
             <w:r>
+              <w:lastRenderedPageBreak/>
               <w:t>Campi facoltativi:</w:t>
             </w:r>
           </w:p>
@@ -536,6 +599,7 @@
                 <w:ilvl w:val="0"/>
                 <w:numId w:val="8"/>
               </w:numPr>
+              <w:spacing w:beforeLines="20" w:before="48"/>
             </w:pPr>
             <w:r>
               <w:t>Username (altrimenti generato automaticamente estrapolando la prima parte della E-mail inserita)</w:t>
@@ -544,25 +608,87 @@
               <w:t>.</w:t>
             </w:r>
           </w:p>
-          <w:p/>
-          <w:p>
-            <w:pPr>
+          <w:p>
+            <w:pPr>
+              <w:numPr>
+                <w:ilvl w:val="0"/>
+                <w:numId w:val="8"/>
+              </w:numPr>
+              <w:spacing w:beforeLines="20" w:before="48"/>
+            </w:pPr>
+            <w:r>
+              <w:t>Via;</w:t>
+            </w:r>
+          </w:p>
+          <w:p>
+            <w:pPr>
+              <w:numPr>
+                <w:ilvl w:val="0"/>
+                <w:numId w:val="8"/>
+              </w:numPr>
+              <w:spacing w:beforeLines="20" w:before="48"/>
+            </w:pPr>
+            <w:r>
+              <w:t>CAP;</w:t>
+            </w:r>
+          </w:p>
+          <w:p>
+            <w:pPr>
+              <w:numPr>
+                <w:ilvl w:val="0"/>
+                <w:numId w:val="8"/>
+              </w:numPr>
+              <w:spacing w:beforeLines="20" w:before="48"/>
+            </w:pPr>
+            <w:r>
+              <w:t>Provincia;</w:t>
+            </w:r>
+          </w:p>
+          <w:p>
+            <w:pPr>
+              <w:numPr>
+                <w:ilvl w:val="0"/>
+                <w:numId w:val="8"/>
+              </w:numPr>
+              <w:spacing w:beforeLines="20" w:before="48"/>
+            </w:pPr>
+            <w:r>
+              <w:t>Città;</w:t>
+            </w:r>
+          </w:p>
+          <w:p>
+            <w:pPr>
+              <w:spacing w:beforeLines="20" w:before="48"/>
+            </w:pPr>
+          </w:p>
+          <w:p>
+            <w:pPr>
+              <w:spacing w:beforeLines="20" w:before="48"/>
               <w:ind w:left="312"/>
             </w:pPr>
             <w:r>
-              <w:t xml:space="preserve">L’Utente ripete il passo 3 finché non </w:t>
+              <w:t xml:space="preserve">L’Utente ripete il passo </w:t>
+            </w:r>
+            <w:proofErr w:type="gramStart"/>
+            <w:r>
+              <w:t>3</w:t>
+            </w:r>
+            <w:proofErr w:type="gramEnd"/>
+            <w:r>
+              <w:t xml:space="preserve"> finché non </w:t>
             </w:r>
             <w:r>
               <w:t xml:space="preserve">ha </w:t>
             </w:r>
             <w:r>
-              <w:t>terminato l’inserimento</w:t>
-            </w:r>
-            <w:r>
-              <w:t>.</w:t>
-            </w:r>
-          </w:p>
-          <w:p/>
+              <w:t>terminato l’inserimento.</w:t>
+            </w:r>
+          </w:p>
+          <w:p>
+            <w:pPr>
+              <w:spacing w:beforeLines="20" w:before="48"/>
+            </w:pPr>
+          </w:p>
           <w:p>
             <w:pPr>
               <w:pStyle w:val="Paragrafoelenco"/>
@@ -570,6 +696,7 @@
                 <w:ilvl w:val="0"/>
                 <w:numId w:val="7"/>
               </w:numPr>
+              <w:spacing w:beforeLines="20" w:before="48"/>
             </w:pPr>
             <w:r>
               <w:t>L’utente legge e accetta l’informativa sulla privacy</w:t>
@@ -580,6 +707,7 @@
           </w:p>
           <w:p>
             <w:pPr>
+              <w:spacing w:beforeLines="20" w:before="48"/>
               <w:ind w:left="360"/>
             </w:pPr>
           </w:p>
@@ -590,6 +718,7 @@
                 <w:ilvl w:val="0"/>
                 <w:numId w:val="7"/>
               </w:numPr>
+              <w:spacing w:beforeLines="20" w:before="48"/>
             </w:pPr>
             <w:r>
               <w:t>L’utente sceglie se accettare o rifiutare il trattamento dei dati personali a scopi di marketing promozionale e il cedimento dei dati a parti terze</w:t>
@@ -601,6 +730,7 @@
           <w:p>
             <w:pPr>
               <w:pStyle w:val="Paragrafoelenco"/>
+              <w:spacing w:beforeLines="20" w:before="48"/>
             </w:pPr>
           </w:p>
           <w:p>
@@ -610,18 +740,17 @@
                 <w:ilvl w:val="0"/>
                 <w:numId w:val="7"/>
               </w:numPr>
-            </w:pPr>
-            <w:r>
-              <w:t xml:space="preserve">L’utente conferma di aver terminato l’inserimento dei campi obbligatori, di aver accettato l’informativa sulla privacy e di aver espresso il suo consenso riguardo </w:t>
-            </w:r>
-            <w:r>
-              <w:t>il trattamento dei dati personali a scopi di marketing promozionale e il cedimento dei dati a parti terze</w:t>
-            </w:r>
-            <w:r>
-              <w:t xml:space="preserve">. </w:t>
-            </w:r>
-          </w:p>
-          <w:p/>
+              <w:spacing w:beforeLines="20" w:before="48"/>
+            </w:pPr>
+            <w:r>
+              <w:t xml:space="preserve">L’utente conferma di aver terminato l’inserimento dei campi obbligatori, di aver accettato l’informativa sulla privacy e di aver espresso il suo consenso riguardo il trattamento dei dati personali a scopi di marketing promozionale e il cedimento dei dati a parti terze. </w:t>
+            </w:r>
+          </w:p>
+          <w:p>
+            <w:pPr>
+              <w:spacing w:beforeLines="20" w:before="48"/>
+            </w:pPr>
+          </w:p>
           <w:p>
             <w:pPr>
               <w:pStyle w:val="Paragrafoelenco"/>
@@ -629,12 +758,17 @@
                 <w:ilvl w:val="0"/>
                 <w:numId w:val="7"/>
               </w:numPr>
+              <w:spacing w:beforeLines="20" w:before="48"/>
             </w:pPr>
             <w:r>
               <w:t>Il sistema aggiunge la registrazione al database e notifica l’utente della registrazione avvenuta con successo.</w:t>
             </w:r>
           </w:p>
-          <w:p/>
+          <w:p>
+            <w:pPr>
+              <w:spacing w:beforeLines="20" w:before="48"/>
+            </w:pPr>
+          </w:p>
         </w:tc>
       </w:tr>
       <w:tr>
@@ -644,7 +778,7 @@
           </w:tcPr>
           <w:p>
             <w:pPr>
-              <w:spacing w:after="160" w:line="278" w:lineRule="auto"/>
+              <w:spacing w:beforeLines="20" w:before="48" w:after="160" w:line="278" w:lineRule="auto"/>
               <w:rPr>
                 <w:b/>
                 <w:bCs/>
@@ -666,7 +800,7 @@
           </w:tcPr>
           <w:p>
             <w:pPr>
-              <w:spacing w:line="278" w:lineRule="auto"/>
+              <w:spacing w:beforeLines="20" w:before="48" w:line="278" w:lineRule="auto"/>
               <w:rPr>
                 <w:b/>
                 <w:bCs/>
@@ -682,7 +816,7 @@
           </w:p>
           <w:p>
             <w:pPr>
-              <w:spacing w:line="278" w:lineRule="auto"/>
+              <w:spacing w:beforeLines="20" w:before="48" w:line="278" w:lineRule="auto"/>
             </w:pPr>
             <w:r>
               <w:t>E-mail associata</w:t>
@@ -715,7 +849,7 @@
                 <w:ilvl w:val="0"/>
                 <w:numId w:val="2"/>
               </w:numPr>
-              <w:spacing w:after="160" w:line="278" w:lineRule="auto"/>
+              <w:spacing w:beforeLines="20" w:before="48" w:after="160" w:line="278" w:lineRule="auto"/>
             </w:pPr>
             <w:r>
               <w:t xml:space="preserve">Il sistema notifica che </w:t>
@@ -739,7 +873,7 @@
                 <w:ilvl w:val="0"/>
                 <w:numId w:val="2"/>
               </w:numPr>
-              <w:spacing w:after="160" w:line="278" w:lineRule="auto"/>
+              <w:spacing w:beforeLines="20" w:before="48" w:after="160" w:line="278" w:lineRule="auto"/>
             </w:pPr>
             <w:r>
               <w:t>L’utente annulla l’operazione di registrazione.</w:t>
@@ -747,7 +881,7 @@
           </w:p>
           <w:p>
             <w:pPr>
-              <w:spacing w:line="278" w:lineRule="auto"/>
+              <w:spacing w:beforeLines="20" w:before="48" w:line="278" w:lineRule="auto"/>
               <w:rPr>
                 <w:b/>
                 <w:bCs/>
@@ -763,7 +897,7 @@
           </w:p>
           <w:p>
             <w:pPr>
-              <w:spacing w:line="278" w:lineRule="auto"/>
+              <w:spacing w:beforeLines="20" w:before="48" w:line="278" w:lineRule="auto"/>
             </w:pPr>
             <w:r>
               <w:t>Dati non sufficienti:</w:t>
@@ -775,7 +909,7 @@
                 <w:ilvl w:val="0"/>
                 <w:numId w:val="3"/>
               </w:numPr>
-              <w:spacing w:after="160" w:line="278" w:lineRule="auto"/>
+              <w:spacing w:beforeLines="20" w:before="48" w:after="160" w:line="278" w:lineRule="auto"/>
             </w:pPr>
             <w:r>
               <w:t>I</w:t>
@@ -799,9 +933,10 @@
                 <w:ilvl w:val="0"/>
                 <w:numId w:val="3"/>
               </w:numPr>
-              <w:spacing w:after="160" w:line="278" w:lineRule="auto"/>
-            </w:pPr>
-            <w:r>
+              <w:spacing w:beforeLines="20" w:before="48" w:after="160" w:line="278" w:lineRule="auto"/>
+            </w:pPr>
+            <w:r>
+              <w:lastRenderedPageBreak/>
               <w:t xml:space="preserve">L’utente </w:t>
             </w:r>
             <w:r>
@@ -810,7 +945,7 @@
           </w:p>
           <w:p>
             <w:pPr>
-              <w:spacing w:line="278" w:lineRule="auto"/>
+              <w:spacing w:beforeLines="20" w:before="48" w:line="278" w:lineRule="auto"/>
               <w:rPr>
                 <w:b/>
                 <w:bCs/>
@@ -840,7 +975,7 @@
           </w:p>
           <w:p>
             <w:pPr>
-              <w:spacing w:line="278" w:lineRule="auto"/>
+              <w:spacing w:beforeLines="20" w:before="48" w:line="278" w:lineRule="auto"/>
             </w:pPr>
             <w:r>
               <w:t xml:space="preserve">Mancata visione e </w:t>
@@ -861,19 +996,10 @@
                 <w:ilvl w:val="0"/>
                 <w:numId w:val="9"/>
               </w:numPr>
-              <w:spacing w:after="160" w:line="278" w:lineRule="auto"/>
-            </w:pPr>
-            <w:r>
-              <w:t>I</w:t>
-            </w:r>
-            <w:r>
-              <w:t>l sistema</w:t>
-            </w:r>
-            <w:r>
-              <w:t xml:space="preserve"> notifica</w:t>
-            </w:r>
-            <w:r>
-              <w:t xml:space="preserve"> </w:t>
+              <w:spacing w:beforeLines="20" w:before="48" w:after="160" w:line="278" w:lineRule="auto"/>
+            </w:pPr>
+            <w:r>
+              <w:t xml:space="preserve">Il sistema notifica </w:t>
             </w:r>
             <w:r>
               <w:t xml:space="preserve">la </w:t>
@@ -891,7 +1017,7 @@
                 <w:ilvl w:val="0"/>
                 <w:numId w:val="9"/>
               </w:numPr>
-              <w:spacing w:after="160" w:line="278" w:lineRule="auto"/>
+              <w:spacing w:beforeLines="20" w:before="48" w:after="160" w:line="278" w:lineRule="auto"/>
             </w:pPr>
             <w:r>
               <w:t xml:space="preserve">L’utente </w:t>
@@ -911,7 +1037,7 @@
           </w:p>
           <w:p>
             <w:pPr>
-              <w:spacing w:line="278" w:lineRule="auto"/>
+              <w:spacing w:beforeLines="20" w:before="48" w:line="278" w:lineRule="auto"/>
               <w:rPr>
                 <w:b/>
                 <w:bCs/>
@@ -922,26 +1048,12 @@
                 <w:b/>
                 <w:bCs/>
               </w:rPr>
-              <w:t>7</w:t>
-            </w:r>
-            <w:r>
-              <w:rPr>
-                <w:b/>
-                <w:bCs/>
-              </w:rPr>
-              <w:t>d</w:t>
-            </w:r>
-            <w:r>
-              <w:rPr>
-                <w:b/>
-                <w:bCs/>
-              </w:rPr>
-              <w:t>.</w:t>
-            </w:r>
-          </w:p>
-          <w:p>
-            <w:pPr>
-              <w:spacing w:line="278" w:lineRule="auto"/>
+              <w:t>7d.</w:t>
+            </w:r>
+          </w:p>
+          <w:p>
+            <w:pPr>
+              <w:spacing w:beforeLines="20" w:before="48" w:line="278" w:lineRule="auto"/>
             </w:pPr>
             <w:r>
               <w:t>Mancat</w:t>
@@ -965,38 +1077,25 @@
                 <w:ilvl w:val="0"/>
                 <w:numId w:val="10"/>
               </w:numPr>
-              <w:spacing w:after="160" w:line="278" w:lineRule="auto"/>
-            </w:pPr>
-            <w:r>
-              <w:lastRenderedPageBreak/>
-              <w:t>I</w:t>
-            </w:r>
-            <w:r>
-              <w:t>l sistema</w:t>
-            </w:r>
-            <w:r>
-              <w:t xml:space="preserve"> notifica</w:t>
+              <w:spacing w:beforeLines="20" w:before="48" w:after="160" w:line="278" w:lineRule="auto"/>
+            </w:pPr>
+            <w:r>
+              <w:t xml:space="preserve">Il sistema notifica </w:t>
+            </w:r>
+            <w:r>
+              <w:t>il</w:t>
+            </w:r>
+            <w:r>
+              <w:t xml:space="preserve"> mancat</w:t>
+            </w:r>
+            <w:r>
+              <w:t>o</w:t>
             </w:r>
             <w:r>
               <w:t xml:space="preserve"> </w:t>
             </w:r>
             <w:r>
-              <w:t>il</w:t>
-            </w:r>
-            <w:r>
-              <w:t xml:space="preserve"> mancat</w:t>
-            </w:r>
-            <w:r>
-              <w:t>o</w:t>
-            </w:r>
-            <w:r>
-              <w:t xml:space="preserve"> </w:t>
-            </w:r>
-            <w:r>
-              <w:t>consenso riguardo il trattamento dei dati personali a scopi di marketing promozionale e il cedimento dei dati a parti terze</w:t>
-            </w:r>
-            <w:r>
-              <w:t>.</w:t>
+              <w:t>consenso riguardo il trattamento dei dati personali a scopi di marketing promozionale e il cedimento dei dati a parti terze.</w:t>
             </w:r>
           </w:p>
           <w:p>
@@ -1005,7 +1104,7 @@
                 <w:ilvl w:val="0"/>
                 <w:numId w:val="10"/>
               </w:numPr>
-              <w:spacing w:after="160" w:line="278" w:lineRule="auto"/>
+              <w:spacing w:beforeLines="20" w:before="48" w:after="160" w:line="278" w:lineRule="auto"/>
             </w:pPr>
             <w:r>
               <w:t xml:space="preserve">L’utente </w:t>
@@ -1014,13 +1113,7 @@
               <w:t>esprime le sue preferenze</w:t>
             </w:r>
             <w:r>
-              <w:t xml:space="preserve"> riguardo il consenso sul </w:t>
-            </w:r>
-            <w:r>
-              <w:t>trattamento dei dati personali a scopi di marketing promozionale e il cedimento dei dati a parti terze</w:t>
-            </w:r>
-            <w:r>
-              <w:t>.</w:t>
+              <w:t xml:space="preserve"> riguardo il consenso sul trattamento dei dati personali a scopi di marketing promozionale e il cedimento dei dati a parti terze.</w:t>
             </w:r>
             <w:r>
               <w:t xml:space="preserve"> Si torna al punto </w:t>
@@ -1041,7 +1134,7 @@
           </w:tcPr>
           <w:p>
             <w:pPr>
-              <w:spacing w:after="160" w:line="278" w:lineRule="auto"/>
+              <w:spacing w:beforeLines="20" w:before="48" w:after="160" w:line="278" w:lineRule="auto"/>
               <w:rPr>
                 <w:b/>
                 <w:bCs/>
@@ -1063,7 +1156,7 @@
           </w:tcPr>
           <w:p>
             <w:pPr>
-              <w:spacing w:after="160" w:line="278" w:lineRule="auto"/>
+              <w:spacing w:beforeLines="20" w:before="48" w:after="160" w:line="278" w:lineRule="auto"/>
             </w:pPr>
             <w:r>
               <w:t xml:space="preserve">Eseguire l’operazione di aggiunta </w:t>
@@ -1090,7 +1183,7 @@
           </w:tcPr>
           <w:p>
             <w:pPr>
-              <w:spacing w:after="160" w:line="278" w:lineRule="auto"/>
+              <w:spacing w:beforeLines="20" w:before="48" w:after="160" w:line="278" w:lineRule="auto"/>
               <w:rPr>
                 <w:b/>
                 <w:bCs/>
@@ -1111,7 +1204,7 @@
           </w:tcPr>
           <w:p>
             <w:pPr>
-              <w:spacing w:after="160" w:line="278" w:lineRule="auto"/>
+              <w:spacing w:beforeLines="20" w:before="48" w:after="160" w:line="278" w:lineRule="auto"/>
             </w:pPr>
             <w:r>
               <w:t>Nessuna.</w:t>
@@ -1126,7 +1219,7 @@
           </w:tcPr>
           <w:p>
             <w:pPr>
-              <w:spacing w:after="160" w:line="278" w:lineRule="auto"/>
+              <w:spacing w:beforeLines="20" w:before="48" w:after="160" w:line="278" w:lineRule="auto"/>
               <w:rPr>
                 <w:b/>
                 <w:bCs/>
@@ -1147,7 +1240,7 @@
           </w:tcPr>
           <w:p>
             <w:pPr>
-              <w:spacing w:after="160" w:line="278" w:lineRule="auto"/>
+              <w:spacing w:beforeLines="20" w:before="48" w:after="160" w:line="278" w:lineRule="auto"/>
             </w:pPr>
             <w:r>
               <w:t>Singola: la registrazione di un utente è consentita una sola volta.</w:t>
@@ -1162,7 +1255,7 @@
           </w:tcPr>
           <w:p>
             <w:pPr>
-              <w:spacing w:after="160" w:line="278" w:lineRule="auto"/>
+              <w:spacing w:beforeLines="20" w:before="48" w:after="160" w:line="278" w:lineRule="auto"/>
               <w:rPr>
                 <w:b/>
                 <w:bCs/>
@@ -1183,7 +1276,7 @@
           </w:tcPr>
           <w:p>
             <w:pPr>
-              <w:spacing w:after="160" w:line="278" w:lineRule="auto"/>
+              <w:spacing w:beforeLines="20" w:before="48" w:after="160" w:line="278" w:lineRule="auto"/>
             </w:pPr>
             <w:r>
               <w:t>Nessuno.</w:t>
@@ -1192,8 +1285,16 @@
         </w:tc>
       </w:tr>
     </w:tbl>
-    <w:p/>
-    <w:p/>
+    <w:p>
+      <w:pPr>
+        <w:spacing w:beforeLines="20" w:before="48"/>
+      </w:pPr>
+    </w:p>
+    <w:p>
+      <w:pPr>
+        <w:spacing w:beforeLines="20" w:before="48"/>
+      </w:pPr>
+    </w:p>
     <w:sectPr>
       <w:pgSz w:w="11906" w:h="16838"/>
       <w:pgMar w:top="1417" w:right="1134" w:bottom="1134" w:left="1134" w:header="708" w:footer="708" w:gutter="0"/>
@@ -1219,7 +1320,7 @@
         <w:ind w:left="1440" w:hanging="360"/>
       </w:pPr>
     </w:lvl>
-    <w:lvl w:ilvl="1" w:tplc="04100019" w:tentative="1">
+    <w:lvl w:ilvl="1" w:tplc="04100019">
       <w:start w:val="1"/>
       <w:numFmt w:val="lowerLetter"/>
       <w:lvlText w:val="%2."/>
@@ -1637,6 +1738,95 @@
     </w:lvl>
   </w:abstractNum>
   <w:abstractNum w:abstractNumId="5" w15:restartNumberingAfterBreak="0">
+    <w:nsid w:val="44C8004B"/>
+    <w:multiLevelType w:val="hybridMultilevel"/>
+    <w:tmpl w:val="860C048C"/>
+    <w:lvl w:ilvl="0" w:tplc="04100019">
+      <w:start w:val="1"/>
+      <w:numFmt w:val="lowerLetter"/>
+      <w:lvlText w:val="%1."/>
+      <w:lvlJc w:val="left"/>
+      <w:pPr>
+        <w:ind w:left="720" w:hanging="360"/>
+      </w:pPr>
+      <w:rPr>
+        <w:rFonts w:hint="default"/>
+      </w:rPr>
+    </w:lvl>
+    <w:lvl w:ilvl="1" w:tplc="04100019" w:tentative="1">
+      <w:start w:val="1"/>
+      <w:numFmt w:val="lowerLetter"/>
+      <w:lvlText w:val="%2."/>
+      <w:lvlJc w:val="left"/>
+      <w:pPr>
+        <w:ind w:left="1440" w:hanging="360"/>
+      </w:pPr>
+    </w:lvl>
+    <w:lvl w:ilvl="2" w:tplc="0410001B" w:tentative="1">
+      <w:start w:val="1"/>
+      <w:numFmt w:val="lowerRoman"/>
+      <w:lvlText w:val="%3."/>
+      <w:lvlJc w:val="right"/>
+      <w:pPr>
+        <w:ind w:left="2160" w:hanging="180"/>
+      </w:pPr>
+    </w:lvl>
+    <w:lvl w:ilvl="3" w:tplc="0410000F" w:tentative="1">
+      <w:start w:val="1"/>
+      <w:numFmt w:val="decimal"/>
+      <w:lvlText w:val="%4."/>
+      <w:lvlJc w:val="left"/>
+      <w:pPr>
+        <w:ind w:left="2880" w:hanging="360"/>
+      </w:pPr>
+    </w:lvl>
+    <w:lvl w:ilvl="4" w:tplc="04100019" w:tentative="1">
+      <w:start w:val="1"/>
+      <w:numFmt w:val="lowerLetter"/>
+      <w:lvlText w:val="%5."/>
+      <w:lvlJc w:val="left"/>
+      <w:pPr>
+        <w:ind w:left="3600" w:hanging="360"/>
+      </w:pPr>
+    </w:lvl>
+    <w:lvl w:ilvl="5" w:tplc="0410001B" w:tentative="1">
+      <w:start w:val="1"/>
+      <w:numFmt w:val="lowerRoman"/>
+      <w:lvlText w:val="%6."/>
+      <w:lvlJc w:val="right"/>
+      <w:pPr>
+        <w:ind w:left="4320" w:hanging="180"/>
+      </w:pPr>
+    </w:lvl>
+    <w:lvl w:ilvl="6" w:tplc="0410000F" w:tentative="1">
+      <w:start w:val="1"/>
+      <w:numFmt w:val="decimal"/>
+      <w:lvlText w:val="%7."/>
+      <w:lvlJc w:val="left"/>
+      <w:pPr>
+        <w:ind w:left="5040" w:hanging="360"/>
+      </w:pPr>
+    </w:lvl>
+    <w:lvl w:ilvl="7" w:tplc="04100019" w:tentative="1">
+      <w:start w:val="1"/>
+      <w:numFmt w:val="lowerLetter"/>
+      <w:lvlText w:val="%8."/>
+      <w:lvlJc w:val="left"/>
+      <w:pPr>
+        <w:ind w:left="5760" w:hanging="360"/>
+      </w:pPr>
+    </w:lvl>
+    <w:lvl w:ilvl="8" w:tplc="0410001B" w:tentative="1">
+      <w:start w:val="1"/>
+      <w:numFmt w:val="lowerRoman"/>
+      <w:lvlText w:val="%9."/>
+      <w:lvlJc w:val="right"/>
+      <w:pPr>
+        <w:ind w:left="6480" w:hanging="180"/>
+      </w:pPr>
+    </w:lvl>
+  </w:abstractNum>
+  <w:abstractNum w:abstractNumId="6" w15:restartNumberingAfterBreak="0">
     <w:nsid w:val="57E94A11"/>
     <w:multiLevelType w:val="hybridMultilevel"/>
     <w:tmpl w:val="6A76C638"/>
@@ -1722,7 +1912,7 @@
       </w:pPr>
     </w:lvl>
   </w:abstractNum>
-  <w:abstractNum w:abstractNumId="6" w15:restartNumberingAfterBreak="0">
+  <w:abstractNum w:abstractNumId="7" w15:restartNumberingAfterBreak="0">
     <w:nsid w:val="5DDE497A"/>
     <w:multiLevelType w:val="hybridMultilevel"/>
     <w:tmpl w:val="3F2A7B8A"/>
@@ -1808,7 +1998,7 @@
       </w:pPr>
     </w:lvl>
   </w:abstractNum>
-  <w:abstractNum w:abstractNumId="7" w15:restartNumberingAfterBreak="0">
+  <w:abstractNum w:abstractNumId="8" w15:restartNumberingAfterBreak="0">
     <w:nsid w:val="64782D1B"/>
     <w:multiLevelType w:val="hybridMultilevel"/>
     <w:tmpl w:val="44CCAC66"/>
@@ -1894,7 +2084,7 @@
       </w:pPr>
     </w:lvl>
   </w:abstractNum>
-  <w:abstractNum w:abstractNumId="8" w15:restartNumberingAfterBreak="0">
+  <w:abstractNum w:abstractNumId="9" w15:restartNumberingAfterBreak="0">
     <w:nsid w:val="7CE64DF0"/>
     <w:multiLevelType w:val="hybridMultilevel"/>
     <w:tmpl w:val="6A76C638"/>
@@ -1980,7 +2170,7 @@
       </w:pPr>
     </w:lvl>
   </w:abstractNum>
-  <w:abstractNum w:abstractNumId="9" w15:restartNumberingAfterBreak="0">
+  <w:abstractNum w:abstractNumId="10" w15:restartNumberingAfterBreak="0">
     <w:nsid w:val="7D101680"/>
     <w:multiLevelType w:val="hybridMultilevel"/>
     <w:tmpl w:val="6A76C638"/>
@@ -2073,7 +2263,7 @@
     <w:abstractNumId w:val="4"/>
   </w:num>
   <w:num w:numId="3" w16cid:durableId="629091829">
-    <w:abstractNumId w:val="5"/>
+    <w:abstractNumId w:val="6"/>
   </w:num>
   <w:num w:numId="4" w16cid:durableId="843740497">
     <w:abstractNumId w:val="1"/>
@@ -2082,19 +2272,22 @@
     <w:abstractNumId w:val="2"/>
   </w:num>
   <w:num w:numId="6" w16cid:durableId="303776187">
-    <w:abstractNumId w:val="6"/>
+    <w:abstractNumId w:val="7"/>
   </w:num>
   <w:num w:numId="7" w16cid:durableId="925382111">
-    <w:abstractNumId w:val="7"/>
+    <w:abstractNumId w:val="8"/>
   </w:num>
   <w:num w:numId="8" w16cid:durableId="1141649647">
     <w:abstractNumId w:val="0"/>
   </w:num>
   <w:num w:numId="9" w16cid:durableId="1632786117">
+    <w:abstractNumId w:val="10"/>
+  </w:num>
+  <w:num w:numId="10" w16cid:durableId="1156872167">
     <w:abstractNumId w:val="9"/>
   </w:num>
-  <w:num w:numId="10" w16cid:durableId="1156872167">
-    <w:abstractNumId w:val="8"/>
+  <w:num w:numId="11" w16cid:durableId="1173564923">
+    <w:abstractNumId w:val="5"/>
   </w:num>
 </w:numbering>
 </file>
@@ -2702,6 +2895,7 @@
   <w:style w:type="character" w:default="1" w:styleId="Carpredefinitoparagrafo">
     <w:name w:val="Default Paragraph Font"/>
     <w:uiPriority w:val="1"/>
+    <w:semiHidden/>
     <w:unhideWhenUsed/>
   </w:style>
   <w:style w:type="table" w:default="1" w:styleId="Tabellanormale">

--- a/CASI D'USO - Registrazione Utente.docx
+++ b/CASI D'USO - Registrazione Utente.docx
@@ -468,22 +468,6 @@
           </w:p>
           <w:p>
             <w:pPr>
-              <w:numPr>
-                <w:ilvl w:val="1"/>
-                <w:numId w:val="7"/>
-              </w:numPr>
-              <w:spacing w:beforeLines="20" w:before="48"/>
-              <w:ind w:left="1434" w:hanging="357"/>
-            </w:pPr>
-            <w:r>
-              <w:t>Stato</w:t>
-            </w:r>
-            <w:r>
-              <w:t>;</w:t>
-            </w:r>
-          </w:p>
-          <w:p>
-            <w:pPr>
               <w:spacing w:beforeLines="20" w:before="48"/>
               <w:ind w:left="737"/>
             </w:pPr>
@@ -491,10 +475,7 @@
               <w:t>Campi obbligatori</w:t>
             </w:r>
             <w:r>
-              <w:t xml:space="preserve"> relativi</w:t>
-            </w:r>
-            <w:r>
-              <w:t xml:space="preserve"> al metodo di pagamento prescelto</w:t>
+              <w:t xml:space="preserve"> relativi al metodo di pagamento prescelto</w:t>
             </w:r>
             <w:r>
               <w:t>:</w:t>
@@ -511,7 +492,19 @@
               <w:ind w:left="1446"/>
             </w:pPr>
             <w:r>
-              <w:t>Nome intestatario carta di credito/debito/prepagata;</w:t>
+              <w:t xml:space="preserve">Nome </w:t>
+            </w:r>
+            <w:r>
+              <w:t xml:space="preserve">e </w:t>
+            </w:r>
+            <w:r>
+              <w:t xml:space="preserve">Cognome </w:t>
+            </w:r>
+            <w:r>
+              <w:t>del titolare della</w:t>
+            </w:r>
+            <w:r>
+              <w:t xml:space="preserve"> carta di credito/debito/prepagata;</w:t>
             </w:r>
           </w:p>
           <w:p>
@@ -525,10 +518,13 @@
               <w:ind w:left="1446"/>
             </w:pPr>
             <w:r>
-              <w:t>Cognome</w:t>
-            </w:r>
-            <w:r>
-              <w:t xml:space="preserve"> intestatario carta di credito/debito/prepagata;</w:t>
+              <w:t xml:space="preserve">Numero </w:t>
+            </w:r>
+            <w:r>
+              <w:t>della</w:t>
+            </w:r>
+            <w:r>
+              <w:t xml:space="preserve"> carta di credito/debito/prepagata;</w:t>
             </w:r>
           </w:p>
           <w:p>
@@ -542,7 +538,13 @@
               <w:ind w:left="1446"/>
             </w:pPr>
             <w:r>
-              <w:t>Data di scadenza carta espressa in mm/aa</w:t>
+              <w:t xml:space="preserve">Data di scadenza </w:t>
+            </w:r>
+            <w:r>
+              <w:t xml:space="preserve">della </w:t>
+            </w:r>
+            <w:r>
+              <w:t>carta espressa in mm/aa</w:t>
             </w:r>
           </w:p>
           <w:p>
@@ -571,16 +573,19 @@
           <w:p>
             <w:pPr>
               <w:spacing w:beforeLines="20" w:before="48"/>
+              <w:ind w:left="737"/>
             </w:pPr>
           </w:p>
           <w:p>
             <w:pPr>
               <w:spacing w:beforeLines="20" w:before="48"/>
+              <w:ind w:left="737"/>
             </w:pPr>
           </w:p>
           <w:p>
             <w:pPr>
               <w:spacing w:beforeLines="20" w:before="48"/>
+              <w:ind w:left="737"/>
             </w:pPr>
           </w:p>
           <w:p>
@@ -605,7 +610,7 @@
               <w:t>Username (altrimenti generato automaticamente estrapolando la prima parte della E-mail inserita)</w:t>
             </w:r>
             <w:r>
-              <w:t>.</w:t>
+              <w:t>;</w:t>
             </w:r>
           </w:p>
           <w:p>
@@ -653,7 +658,10 @@
               <w:spacing w:beforeLines="20" w:before="48"/>
             </w:pPr>
             <w:r>
-              <w:t>Città;</w:t>
+              <w:t>Città</w:t>
+            </w:r>
+            <w:r>
+              <w:t>.</w:t>
             </w:r>
           </w:p>
           <w:p>
@@ -743,7 +751,19 @@
               <w:spacing w:beforeLines="20" w:before="48"/>
             </w:pPr>
             <w:r>
-              <w:t xml:space="preserve">L’utente conferma di aver terminato l’inserimento dei campi obbligatori, di aver accettato l’informativa sulla privacy e di aver espresso il suo consenso riguardo il trattamento dei dati personali a scopi di marketing promozionale e il cedimento dei dati a parti terze. </w:t>
+              <w:t xml:space="preserve">L’utente conferma di aver terminato l’inserimento dei campi obbligatori, di aver accettato l’informativa sulla privacy e di aver espresso </w:t>
+            </w:r>
+            <w:r>
+              <w:t>le sue</w:t>
+            </w:r>
+            <w:r>
+              <w:t xml:space="preserve"> </w:t>
+            </w:r>
+            <w:r>
+              <w:t>preferenze</w:t>
+            </w:r>
+            <w:r>
+              <w:t xml:space="preserve"> riguardo il trattamento dei dati personali a scopi di marketing promozionale e il cedimento dei dati a parti terze. </w:t>
             </w:r>
           </w:p>
           <w:p>
@@ -1059,13 +1079,10 @@
               <w:t>Mancat</w:t>
             </w:r>
             <w:r>
-              <w:t>o</w:t>
-            </w:r>
-            <w:r>
-              <w:t xml:space="preserve"> </w:t>
-            </w:r>
-            <w:r>
-              <w:t>consenso riguardo il trattamento dei dati personali a scopi di marketing promozionale e il cedimento dei dati a parti terze</w:t>
+              <w:t xml:space="preserve">o inserimento delle preferenze </w:t>
+            </w:r>
+            <w:r>
+              <w:t>riguardo il trattamento dei dati personali a scopi di marketing promozionale e il cedimento dei dati a parti terze</w:t>
             </w:r>
             <w:r>
               <w:t>:</w:t>
@@ -1095,7 +1112,13 @@
               <w:t xml:space="preserve"> </w:t>
             </w:r>
             <w:r>
-              <w:t>consenso riguardo il trattamento dei dati personali a scopi di marketing promozionale e il cedimento dei dati a parti terze.</w:t>
+              <w:t>consenso</w:t>
+            </w:r>
+            <w:r>
+              <w:t xml:space="preserve"> espresso</w:t>
+            </w:r>
+            <w:r>
+              <w:t xml:space="preserve"> riguardo il trattamento dei dati personali a scopi di marketing promozionale e il cedimento dei dati a parti terze.</w:t>
             </w:r>
           </w:p>
           <w:p>
@@ -1171,7 +1194,13 @@
               <w:t>la registrazione dell’’utente</w:t>
             </w:r>
             <w:r>
-              <w:t xml:space="preserve"> deve essere semplice, intuitiva e di facile negazione.</w:t>
+              <w:t xml:space="preserve"> deve essere semplice, intuitiva e di facile n</w:t>
+            </w:r>
+            <w:r>
+              <w:t>avig</w:t>
+            </w:r>
+            <w:r>
+              <w:t>azione.</w:t>
             </w:r>
           </w:p>
         </w:tc>
